--- a/proposta-surcin/02-estrutura-organizacional-hipotese.docx
+++ b/proposta-surcin/02-estrutura-organizacional-hipotese.docx
@@ -52,7 +52,7 @@
               <w:rPr>
                 <w:sz w:val="20"/>
               </w:rPr>
-              <w:t>Este é um ponto de partida para conversa, não uma recomendação final. Ainda não se sabe quantas pessoas trabalham no escritório nem como as tarefas estão divididas hoje. A versão recomendada só sai depois das entrevistas com os funcionários (Etapa 1 da proposta).</w:t>
+              <w:t>Este é um ponto de partida para conversa, não uma recomendação final. Ainda não se sabe quantas pessoas trabalham no escritório nem como as tarefas estão divididas hoje. A versão recomendada só sai depois das entrevistas com os funcionários (Etapas 1 e 2 da proposta).</w:t>
             </w:r>
           </w:p>
         </w:tc>
@@ -1297,7 +1297,7 @@
         <w:pStyle w:val="Heading1"/>
       </w:pPr>
       <w:r>
-        <w:t>7. Entregável final desta frente (Etapa 1)</w:t>
+        <w:t>7. Entregável final desta frente (Etapa 2 da proposta)</w:t>
       </w:r>
     </w:p>
     <w:p>

--- a/proposta-surcin/02-estrutura-organizacional-hipotese.docx
+++ b/proposta-surcin/02-estrutura-organizacional-hipotese.docx
@@ -18,7 +18,7 @@
           <w:color w:val="595959"/>
           <w:sz w:val="26"/>
         </w:rPr>
-        <w:t>Hipótese inicial para validação · organograma, áreas, papéis e responsabilidades</w:t>
+        <w:t>Estrutura atual e hipótese de estrutura proposta · para validação</w:t>
       </w:r>
     </w:p>
     <w:p>
@@ -28,7 +28,7 @@
           <w:color w:val="595959"/>
           <w:sz w:val="18"/>
         </w:rPr>
-        <w:t>Versão preliminar · 13/10/2026 · uso interno até revisão do Renato</w:t>
+        <w:t>Versão 2 · 13/10/2026 · atualizada com a transcrição da reunião · uso interno até revisão do Renato</w:t>
       </w:r>
     </w:p>
     <w:tbl>
@@ -52,7 +52,7 @@
               <w:rPr>
                 <w:sz w:val="20"/>
               </w:rPr>
-              <w:t>Este é um ponto de partida para conversa, não uma recomendação final. Ainda não se sabe quantas pessoas trabalham no escritório nem como as tarefas estão divididas hoje. A versão recomendada só sai depois das entrevistas com os funcionários (Etapas 1 e 2 da proposta).</w:t>
+              <w:t>A estrutura atual vem do que a Thamires descreveu em 12/10/2026. A estrutura proposta reúne as ideias discutidas na reunião e é uma hipótese: a versão recomendada sai depois das entrevistas com a equipe (Etapa 2 da proposta).</w:t>
             </w:r>
           </w:p>
         </w:tc>
@@ -64,39 +64,7 @@
         <w:pStyle w:val="Heading1"/>
       </w:pPr>
       <w:r>
-        <w:t>1. É viável recomendar uma estrutura agora?</w:t>
-      </w:r>
-    </w:p>
-    <w:p>
-      <w:r>
-        <w:rPr>
-          <w:i w:val="0"/>
-        </w:rPr>
-        <w:t>Sim, como hipótese. O que já se sabe (quatro áreas e uma sócia que concentra a direção) permite desenhar um modelo de referência e mostrar à Thamires como ficará o resultado. Não é possível, ainda, dizer quem deve ocupar cada papel, nem se alguma área precisa de mais ou menos pessoas.</w:t>
-      </w:r>
-    </w:p>
-    <w:p>
-      <w:r>
-        <w:rPr>
-          <w:i w:val="0"/>
-        </w:rPr>
-        <w:t>Recomendação para quinta-feira: mostrar o modelo abaixo como exemplo do entregável e pedir que ela corrija em voz alta. As correções dela já são dados de diagnóstico.</w:t>
-      </w:r>
-    </w:p>
-    <w:p>
-      <w:pPr>
-        <w:pStyle w:val="Heading1"/>
-      </w:pPr>
-      <w:r>
-        <w:t>2. Organograma de referência</w:t>
-      </w:r>
-    </w:p>
-    <w:p>
-      <w:r>
-        <w:rPr>
-          <w:i w:val="0"/>
-        </w:rPr>
-        <w:t>Modelo funcional simples, adequado a escritórios de pequeno porte. Os nomes das áreas vêm da reunião; a camada de coordenação e o apoio administrativo são [HIPÓTESE].</w:t>
+        <w:t>1. Estrutura atual (como é)</w:t>
       </w:r>
     </w:p>
     <w:p>
@@ -108,7 +76,7 @@
           <w:rFonts w:ascii="Consolas" w:hAnsi="Consolas"/>
           <w:sz w:val="20"/>
         </w:rPr>
-        <w:t>Direção · Thamires (sócia, responsável técnica contábil e jurídica)</w:t>
+        <w:t>Thamires · direção, técnica contábil e jurídica, fiscal, comercial, reuniões de fechamento</w:t>
       </w:r>
     </w:p>
     <w:p>
@@ -120,7 +88,7 @@
           <w:rFonts w:ascii="Consolas" w:hAnsi="Consolas"/>
           <w:sz w:val="20"/>
         </w:rPr>
-        <w:t xml:space="preserve">    ├── Departamento Pessoal · responsável: [PREENCHER]</w:t>
+        <w:t xml:space="preserve">    ├── Júlia · secretária: atendimento, implantação de clientes, apoio no fiscal</w:t>
       </w:r>
     </w:p>
     <w:p>
@@ -132,7 +100,7 @@
           <w:rFonts w:ascii="Consolas" w:hAnsi="Consolas"/>
           <w:sz w:val="20"/>
         </w:rPr>
-        <w:t xml:space="preserve">    ├── Contabilidade e Fiscal · responsável: [PREENCHER]</w:t>
+        <w:t xml:space="preserve">    ├── Vitória · financeiro (BPO): pagamentos, notas, conciliação, preparação do fechamento</w:t>
       </w:r>
     </w:p>
     <w:p>
@@ -144,7 +112,7 @@
           <w:rFonts w:ascii="Consolas" w:hAnsi="Consolas"/>
           <w:sz w:val="20"/>
         </w:rPr>
-        <w:t xml:space="preserve">    ├── Financeiro (do próprio escritório) · responsável: [PREENCHER]</w:t>
+        <w:t xml:space="preserve">    ├── Tamara · DP + apoio no financeiro e notas (só DP a partir de novembro)</w:t>
       </w:r>
     </w:p>
     <w:p>
@@ -156,7 +124,72 @@
           <w:rFonts w:ascii="Consolas" w:hAnsi="Consolas"/>
           <w:sz w:val="20"/>
         </w:rPr>
-        <w:t xml:space="preserve">    ├── Comercial / Vendas · responsável: [PREENCHER]</w:t>
+        <w:t xml:space="preserve">    └── Alana · estagiária do jurídico (quarta e sexta)</w:t>
+      </w:r>
+    </w:p>
+    <w:p/>
+    <w:p>
+      <w:r>
+        <w:rPr>
+          <w:i w:val="0"/>
+        </w:rPr>
+        <w:t>Pontos de atenção que ela mesma levantou:</w:t>
+      </w:r>
+    </w:p>
+    <w:p>
+      <w:pPr>
+        <w:pStyle w:val="ListBullet"/>
+      </w:pPr>
+      <w:r>
+        <w:t>Contabilidade e fiscal sem responsável técnico além da Thamires desde a saída da contadora.</w:t>
+      </w:r>
+    </w:p>
+    <w:p>
+      <w:pPr>
+        <w:pStyle w:val="ListBullet"/>
+      </w:pPr>
+      <w:r>
+        <w:t>Todas as dúvidas e revisões sobem para a Thamires.</w:t>
+      </w:r>
+    </w:p>
+    <w:p>
+      <w:pPr>
+        <w:pStyle w:val="ListBullet"/>
+      </w:pPr>
+      <w:r>
+        <w:t>A Júlia acumula atendimento, distribuição de demandas, implantação, comercial e parte do fiscal.</w:t>
+      </w:r>
+    </w:p>
+    <w:p>
+      <w:pPr>
+        <w:pStyle w:val="ListBullet"/>
+      </w:pPr>
+      <w:r>
+        <w:t>A Tamara alterna entre três áreas diferentes (até outubro).</w:t>
+      </w:r>
+    </w:p>
+    <w:p>
+      <w:pPr>
+        <w:pStyle w:val="ListBullet"/>
+      </w:pPr>
+      <w:r>
+        <w:t>O jurídico consome revisão da Thamires e não gera receita recorrente.</w:t>
+      </w:r>
+    </w:p>
+    <w:p>
+      <w:pPr>
+        <w:pStyle w:val="Heading1"/>
+      </w:pPr>
+      <w:r>
+        <w:t>2. Hipótese de estrutura proposta (como poderia ser)</w:t>
+      </w:r>
+    </w:p>
+    <w:p>
+      <w:r>
+        <w:rPr>
+          <w:i w:val="0"/>
+        </w:rPr>
+        <w:t>Desenho discutido na reunião (01:38 a 01:51), organizado por fluxo do cliente: entrada, operação e revisão técnica.</w:t>
       </w:r>
     </w:p>
     <w:p>
@@ -168,16 +201,108 @@
           <w:rFonts w:ascii="Consolas" w:hAnsi="Consolas"/>
           <w:sz w:val="20"/>
         </w:rPr>
-        <w:t xml:space="preserve">    └── Apoio administrativo e atendimento [HIPÓTESE: confirmar se existe]</w:t>
+        <w:t>Thamires · direção, estratégia, relacionamento com clientes-chave, jurídico consultivo</w:t>
+      </w:r>
+    </w:p>
+    <w:p>
+      <w:pPr>
+        <w:spacing w:after="0"/>
+      </w:pPr>
+      <w:r>
+        <w:rPr>
+          <w:rFonts w:ascii="Consolas" w:hAnsi="Consolas"/>
+          <w:sz w:val="20"/>
+        </w:rPr>
+        <w:t xml:space="preserve">    ├── Revisão técnica contábil · contador(a) sênior a contratar em 2027 [decisão dela]</w:t>
+      </w:r>
+    </w:p>
+    <w:p>
+      <w:pPr>
+        <w:spacing w:after="0"/>
+      </w:pPr>
+      <w:r>
+        <w:rPr>
+          <w:rFonts w:ascii="Consolas" w:hAnsi="Consolas"/>
+          <w:sz w:val="20"/>
+        </w:rPr>
+        <w:t xml:space="preserve">    │       └── Contabilidade e fiscal (operação)</w:t>
+      </w:r>
+    </w:p>
+    <w:p>
+      <w:pPr>
+        <w:spacing w:after="0"/>
+      </w:pPr>
+      <w:r>
+        <w:rPr>
+          <w:rFonts w:ascii="Consolas" w:hAnsi="Consolas"/>
+          <w:sz w:val="20"/>
+        </w:rPr>
+        <w:t xml:space="preserve">    ├── Entrada e relacionamento · Júlia</w:t>
+      </w:r>
+    </w:p>
+    <w:p>
+      <w:pPr>
+        <w:spacing w:after="0"/>
+      </w:pPr>
+      <w:r>
+        <w:rPr>
+          <w:rFonts w:ascii="Consolas" w:hAnsi="Consolas"/>
+          <w:sz w:val="20"/>
+        </w:rPr>
+        <w:t xml:space="preserve">    │       comercial, implantação de clientes, atendimento e triagem</w:t>
+      </w:r>
+    </w:p>
+    <w:p>
+      <w:pPr>
+        <w:spacing w:after="0"/>
+      </w:pPr>
+      <w:r>
+        <w:rPr>
+          <w:rFonts w:ascii="Consolas" w:hAnsi="Consolas"/>
+          <w:sz w:val="20"/>
+        </w:rPr>
+        <w:t xml:space="preserve">    ├── Financeiro (BPO) · Vitória</w:t>
+      </w:r>
+    </w:p>
+    <w:p>
+      <w:pPr>
+        <w:spacing w:after="0"/>
+      </w:pPr>
+      <w:r>
+        <w:rPr>
+          <w:rFonts w:ascii="Consolas" w:hAnsi="Consolas"/>
+          <w:sz w:val="20"/>
+        </w:rPr>
+        <w:t xml:space="preserve">    ├── Departamento Pessoal · Tamara [avaliar se absorve apoio ao societário]</w:t>
+      </w:r>
+    </w:p>
+    <w:p>
+      <w:pPr>
+        <w:spacing w:after="0"/>
+      </w:pPr>
+      <w:r>
+        <w:rPr>
+          <w:rFonts w:ascii="Consolas" w:hAnsi="Consolas"/>
+          <w:sz w:val="20"/>
+        </w:rPr>
+        <w:t xml:space="preserve">    └── Jurídico · processos legados [avaliar: manter estágio ou absorver com monitoramento no Jusbrasil]</w:t>
       </w:r>
     </w:p>
     <w:p/>
+    <w:p>
+      <w:r>
+        <w:rPr>
+          <w:i/>
+        </w:rPr>
+        <w:t>Racional: a área que mais cresce com novos clientes é a de entrada e suporte, não a operação; Vitória e Tamara podem atender mais clientes com processos claros; a revisão técnica deixa de depender da Thamires quando houver um(a) contador(a) sênior (01:38 a 01:40, 02:04).</w:t>
+      </w:r>
+    </w:p>
     <w:p>
       <w:pPr>
         <w:pStyle w:val="Heading1"/>
       </w:pPr>
       <w:r>
-        <w:t>3. Missão e responsabilidades de cada área</w:t>
+        <w:t>3. Papéis e responsabilidades (proposta inicial)</w:t>
       </w:r>
     </w:p>
     <w:tbl>
@@ -196,7 +321,7 @@
       <w:tr>
         <w:tc>
           <w:tcPr>
-            <w:tcW w:type="dxa" w:w="1701"/>
+            <w:tcW w:type="dxa" w:w="1814"/>
             <w:shd w:val="clear" w:color="auto" w:fill="1F3A5F"/>
           </w:tcPr>
           <w:p>
@@ -207,13 +332,13 @@
                 <w:color w:val="FFFFFF"/>
                 <w:sz w:val="20"/>
               </w:rPr>
-              <w:t>Área</w:t>
+              <w:t>Papel</w:t>
             </w:r>
           </w:p>
         </w:tc>
         <w:tc>
           <w:tcPr>
-            <w:tcW w:type="dxa" w:w="2154"/>
+            <w:tcW w:type="dxa" w:w="1984"/>
             <w:shd w:val="clear" w:color="auto" w:fill="1F3A5F"/>
           </w:tcPr>
           <w:p>
@@ -224,13 +349,13 @@
                 <w:color w:val="FFFFFF"/>
                 <w:sz w:val="20"/>
               </w:rPr>
-              <w:t>Missão (proposta)</w:t>
+              <w:t>Missão</w:t>
             </w:r>
           </w:p>
         </w:tc>
         <w:tc>
           <w:tcPr>
-            <w:tcW w:type="dxa" w:w="3515"/>
+            <w:tcW w:type="dxa" w:w="3005"/>
             <w:shd w:val="clear" w:color="auto" w:fill="1F3A5F"/>
           </w:tcPr>
           <w:p>
@@ -241,13 +366,13 @@
                 <w:color w:val="FFFFFF"/>
                 <w:sz w:val="20"/>
               </w:rPr>
-              <w:t>Responsabilidades típicas [HIPÓTESE]</w:t>
+              <w:t>Responsabilidades principais</w:t>
             </w:r>
           </w:p>
         </w:tc>
         <w:tc>
           <w:tcPr>
-            <w:tcW w:type="dxa" w:w="1701"/>
+            <w:tcW w:type="dxa" w:w="2268"/>
             <w:shd w:val="clear" w:color="auto" w:fill="1F3A5F"/>
           </w:tcPr>
           <w:p>
@@ -258,7 +383,7 @@
                 <w:color w:val="FFFFFF"/>
                 <w:sz w:val="20"/>
               </w:rPr>
-              <w:t>Sistemas citados</w:t>
+              <w:t>Entregas que podem virar indicador</w:t>
             </w:r>
           </w:p>
         </w:tc>
@@ -266,7 +391,7 @@
       <w:tr>
         <w:tc>
           <w:tcPr>
-            <w:tcW w:type="dxa" w:w="1701"/>
+            <w:tcW w:type="dxa" w:w="1814"/>
           </w:tcPr>
           <w:p>
             <w:r/>
@@ -275,13 +400,13 @@
                 <w:b w:val="0"/>
                 <w:sz w:val="20"/>
               </w:rPr>
-              <w:t>Direção</w:t>
+              <w:t>Direção (Thamires)</w:t>
             </w:r>
           </w:p>
         </w:tc>
         <w:tc>
           <w:tcPr>
-            <w:tcW w:type="dxa" w:w="2154"/>
+            <w:tcW w:type="dxa" w:w="1984"/>
           </w:tcPr>
           <w:p>
             <w:r/>
@@ -290,13 +415,13 @@
                 <w:b w:val="0"/>
                 <w:sz w:val="20"/>
               </w:rPr>
-              <w:t>Definir prioridades, aprovar e responder tecnicamente</w:t>
+              <w:t>Definir prioridades e responder tecnicamente</w:t>
             </w:r>
           </w:p>
         </w:tc>
         <w:tc>
           <w:tcPr>
-            <w:tcW w:type="dxa" w:w="3515"/>
+            <w:tcW w:type="dxa" w:w="3005"/>
           </w:tcPr>
           <w:p>
             <w:r/>
@@ -305,13 +430,13 @@
                 <w:b w:val="0"/>
                 <w:sz w:val="20"/>
               </w:rPr>
-              <w:t>Aprovação de entregas críticas, relacionamento com clientes-chave, decisões de preço e contratação</w:t>
+              <w:t>Decisões de preço e contratação, clientes-chave, aprovação de exceções</w:t>
             </w:r>
           </w:p>
         </w:tc>
         <w:tc>
           <w:tcPr>
-            <w:tcW w:type="dxa" w:w="1701"/>
+            <w:tcW w:type="dxa" w:w="2268"/>
           </w:tcPr>
           <w:p>
             <w:r/>
@@ -320,7 +445,7 @@
                 <w:b w:val="0"/>
                 <w:sz w:val="20"/>
               </w:rPr>
-              <w:t>Todos (consulta)</w:t>
+              <w:t>Reuniões de resultado realizadas no prazo</w:t>
             </w:r>
           </w:p>
         </w:tc>
@@ -328,7 +453,7 @@
       <w:tr>
         <w:tc>
           <w:tcPr>
-            <w:tcW w:type="dxa" w:w="1701"/>
+            <w:tcW w:type="dxa" w:w="1814"/>
           </w:tcPr>
           <w:p>
             <w:r/>
@@ -337,13 +462,13 @@
                 <w:b w:val="0"/>
                 <w:sz w:val="20"/>
               </w:rPr>
-              <w:t>Departamento Pessoal</w:t>
+              <w:t>Revisão técnica contábil (a contratar)</w:t>
             </w:r>
           </w:p>
         </w:tc>
         <w:tc>
           <w:tcPr>
-            <w:tcW w:type="dxa" w:w="2154"/>
+            <w:tcW w:type="dxa" w:w="1984"/>
           </w:tcPr>
           <w:p>
             <w:r/>
@@ -352,13 +477,13 @@
                 <w:b w:val="0"/>
                 <w:sz w:val="20"/>
               </w:rPr>
-              <w:t>Garantir folha e obrigações trabalhistas no prazo</w:t>
+              <w:t>Garantir a qualidade técnica da contabilidade e do fiscal</w:t>
             </w:r>
           </w:p>
         </w:tc>
         <w:tc>
           <w:tcPr>
-            <w:tcW w:type="dxa" w:w="3515"/>
+            <w:tcW w:type="dxa" w:w="3005"/>
           </w:tcPr>
           <w:p>
             <w:r/>
@@ -367,13 +492,13 @@
                 <w:b w:val="0"/>
                 <w:sz w:val="20"/>
               </w:rPr>
-              <w:t>Admissões, folha, férias, rescisões, encargos, atendimento a dúvidas trabalhistas dos clientes</w:t>
+              <w:t>Revisão das apurações, configuração do Domínio, resposta a dúvidas técnicas</w:t>
             </w:r>
           </w:p>
         </w:tc>
         <w:tc>
           <w:tcPr>
-            <w:tcW w:type="dxa" w:w="1701"/>
+            <w:tcW w:type="dxa" w:w="2268"/>
           </w:tcPr>
           <w:p>
             <w:r/>
@@ -382,7 +507,7 @@
                 <w:b w:val="0"/>
                 <w:sz w:val="20"/>
               </w:rPr>
-              <w:t>Domínio [confirmar]</w:t>
+              <w:t>Obrigações entregues no prazo, sem multa</w:t>
             </w:r>
           </w:p>
         </w:tc>
@@ -390,7 +515,7 @@
       <w:tr>
         <w:tc>
           <w:tcPr>
-            <w:tcW w:type="dxa" w:w="1701"/>
+            <w:tcW w:type="dxa" w:w="1814"/>
           </w:tcPr>
           <w:p>
             <w:r/>
@@ -399,13 +524,13 @@
                 <w:b w:val="0"/>
                 <w:sz w:val="20"/>
               </w:rPr>
-              <w:t>Contabilidade e Fiscal</w:t>
+              <w:t>Entrada e relacionamento (Júlia)</w:t>
             </w:r>
           </w:p>
         </w:tc>
         <w:tc>
           <w:tcPr>
-            <w:tcW w:type="dxa" w:w="2154"/>
+            <w:tcW w:type="dxa" w:w="1984"/>
           </w:tcPr>
           <w:p>
             <w:r/>
@@ -414,13 +539,13 @@
                 <w:b w:val="0"/>
                 <w:sz w:val="20"/>
               </w:rPr>
-              <w:t>Manter escrituração e obrigações dos clientes em dia</w:t>
+              <w:t>Trazer, implantar e atender clientes</w:t>
             </w:r>
           </w:p>
         </w:tc>
         <w:tc>
           <w:tcPr>
-            <w:tcW w:type="dxa" w:w="3515"/>
+            <w:tcW w:type="dxa" w:w="3005"/>
           </w:tcPr>
           <w:p>
             <w:r/>
@@ -429,13 +554,13 @@
                 <w:b w:val="0"/>
                 <w:sz w:val="20"/>
               </w:rPr>
-              <w:t>Recebimento de documentos, lançamentos, apuração de impostos, obrigações acessórias, balanços</w:t>
+              <w:t>Primeiro atendimento, proposta, contrato, implantação, triagem das demandas</w:t>
             </w:r>
           </w:p>
         </w:tc>
         <w:tc>
           <w:tcPr>
-            <w:tcW w:type="dxa" w:w="1701"/>
+            <w:tcW w:type="dxa" w:w="2268"/>
           </w:tcPr>
           <w:p>
             <w:r/>
@@ -444,7 +569,7 @@
                 <w:b w:val="0"/>
                 <w:sz w:val="20"/>
               </w:rPr>
-              <w:t>Domínio [confirmar]</w:t>
+              <w:t>Tempo de implantação, demandas distribuídas no dia</w:t>
             </w:r>
           </w:p>
         </w:tc>
@@ -452,7 +577,7 @@
       <w:tr>
         <w:tc>
           <w:tcPr>
-            <w:tcW w:type="dxa" w:w="1701"/>
+            <w:tcW w:type="dxa" w:w="1814"/>
           </w:tcPr>
           <w:p>
             <w:r/>
@@ -461,13 +586,13 @@
                 <w:b w:val="0"/>
                 <w:sz w:val="20"/>
               </w:rPr>
-              <w:t>Financeiro</w:t>
+              <w:t>Financeiro (Vitória)</w:t>
             </w:r>
           </w:p>
         </w:tc>
         <w:tc>
           <w:tcPr>
-            <w:tcW w:type="dxa" w:w="2154"/>
+            <w:tcW w:type="dxa" w:w="1984"/>
           </w:tcPr>
           <w:p>
             <w:r/>
@@ -476,13 +601,13 @@
                 <w:b w:val="0"/>
                 <w:sz w:val="20"/>
               </w:rPr>
-              <w:t>Manter o caixa do escritório saudável</w:t>
+              <w:t>Manter o financeiro dos clientes em dia</w:t>
             </w:r>
           </w:p>
         </w:tc>
         <w:tc>
           <w:tcPr>
-            <w:tcW w:type="dxa" w:w="3515"/>
+            <w:tcW w:type="dxa" w:w="3005"/>
           </w:tcPr>
           <w:p>
             <w:r/>
@@ -491,13 +616,13 @@
                 <w:b w:val="0"/>
                 <w:sz w:val="20"/>
               </w:rPr>
-              <w:t>Faturamento de honorários, cobrança, contas a pagar, conciliação, relatórios para a Direção</w:t>
+              <w:t>Pagamentos, notas, conciliação semanal, preparação do fechamento</w:t>
             </w:r>
           </w:p>
         </w:tc>
         <w:tc>
           <w:tcPr>
-            <w:tcW w:type="dxa" w:w="1701"/>
+            <w:tcW w:type="dxa" w:w="2268"/>
           </w:tcPr>
           <w:p>
             <w:r/>
@@ -506,7 +631,7 @@
                 <w:b w:val="0"/>
                 <w:sz w:val="20"/>
               </w:rPr>
-              <w:t>Conta Azul [confirmar]</w:t>
+              <w:t>Clientes conciliados até o dia 1º, fechamentos entregues na 1ª semana</w:t>
             </w:r>
           </w:p>
         </w:tc>
@@ -514,7 +639,7 @@
       <w:tr>
         <w:tc>
           <w:tcPr>
-            <w:tcW w:type="dxa" w:w="1701"/>
+            <w:tcW w:type="dxa" w:w="1814"/>
           </w:tcPr>
           <w:p>
             <w:r/>
@@ -523,13 +648,13 @@
                 <w:b w:val="0"/>
                 <w:sz w:val="20"/>
               </w:rPr>
-              <w:t>Comercial / Vendas</w:t>
+              <w:t>Departamento Pessoal (Tamara)</w:t>
             </w:r>
           </w:p>
         </w:tc>
         <w:tc>
           <w:tcPr>
-            <w:tcW w:type="dxa" w:w="2154"/>
+            <w:tcW w:type="dxa" w:w="1984"/>
           </w:tcPr>
           <w:p>
             <w:r/>
@@ -538,13 +663,13 @@
                 <w:b w:val="0"/>
                 <w:sz w:val="20"/>
               </w:rPr>
-              <w:t>Trazer e integrar novos clientes</w:t>
+              <w:t>Garantir folha e obrigações trabalhistas</w:t>
             </w:r>
           </w:p>
         </w:tc>
         <w:tc>
           <w:tcPr>
-            <w:tcW w:type="dxa" w:w="3515"/>
+            <w:tcW w:type="dxa" w:w="3005"/>
           </w:tcPr>
           <w:p>
             <w:r/>
@@ -553,13 +678,13 @@
                 <w:b w:val="0"/>
                 <w:sz w:val="20"/>
               </w:rPr>
-              <w:t>Atendimento a interessados, propostas, contratos, onboarding do cliente</w:t>
+              <w:t>Folha até o 5º dia útil, admissões, rescisões, pendências antigas</w:t>
             </w:r>
           </w:p>
         </w:tc>
         <w:tc>
           <w:tcPr>
-            <w:tcW w:type="dxa" w:w="1701"/>
+            <w:tcW w:type="dxa" w:w="2268"/>
           </w:tcPr>
           <w:p>
             <w:r/>
@@ -568,7 +693,69 @@
                 <w:b w:val="0"/>
                 <w:sz w:val="20"/>
               </w:rPr>
-              <w:t>[PREENCHER]</w:t>
+              <w:t>Folhas no prazo, pendências zeradas</w:t>
+            </w:r>
+          </w:p>
+        </w:tc>
+      </w:tr>
+      <w:tr>
+        <w:tc>
+          <w:tcPr>
+            <w:tcW w:type="dxa" w:w="1814"/>
+          </w:tcPr>
+          <w:p>
+            <w:r/>
+            <w:r>
+              <w:rPr>
+                <w:b w:val="0"/>
+                <w:sz w:val="20"/>
+              </w:rPr>
+              <w:t>Jurídico (Alana ou Thamires)</w:t>
+            </w:r>
+          </w:p>
+        </w:tc>
+        <w:tc>
+          <w:tcPr>
+            <w:tcW w:type="dxa" w:w="1984"/>
+          </w:tcPr>
+          <w:p>
+            <w:r/>
+            <w:r>
+              <w:rPr>
+                <w:b w:val="0"/>
+                <w:sz w:val="20"/>
+              </w:rPr>
+              <w:t>Não perder prazos dos processos legados</w:t>
+            </w:r>
+          </w:p>
+        </w:tc>
+        <w:tc>
+          <w:tcPr>
+            <w:tcW w:type="dxa" w:w="3005"/>
+          </w:tcPr>
+          <w:p>
+            <w:r/>
+            <w:r>
+              <w:rPr>
+                <w:b w:val="0"/>
+                <w:sz w:val="20"/>
+              </w:rPr>
+              <w:t>Acompanhamento, petições simples, apoio ao societário</w:t>
+            </w:r>
+          </w:p>
+        </w:tc>
+        <w:tc>
+          <w:tcPr>
+            <w:tcW w:type="dxa" w:w="2268"/>
+          </w:tcPr>
+          <w:p>
+            <w:r/>
+            <w:r>
+              <w:rPr>
+                <w:b w:val="0"/>
+                <w:sz w:val="20"/>
+              </w:rPr>
+              <w:t>Prazos cumpridos</w:t>
             </w:r>
           </w:p>
         </w:tc>
@@ -580,15 +767,7 @@
         <w:pStyle w:val="Heading1"/>
       </w:pPr>
       <w:r>
-        <w:t>4. Papéis transversais sugeridos</w:t>
-      </w:r>
-    </w:p>
-    <w:p>
-      <w:r>
-        <w:rPr>
-          <w:i w:val="0"/>
-        </w:rPr>
-        <w:t>Em equipes pequenas, uma mesma pessoa acumula papéis. Formalizá-los evita que tarefas fiquem sem dono.</w:t>
+        <w:t>4. Papéis transversais</w:t>
       </w:r>
     </w:p>
     <w:p>
@@ -599,10 +778,10 @@
         <w:rPr>
           <w:b/>
         </w:rPr>
-        <w:t xml:space="preserve">Dono do processo: </w:t>
+        <w:t xml:space="preserve">Substituto da Júlia na triagem: </w:t>
       </w:r>
       <w:r>
-        <w:t>responde pelo resultado de um fluxo de ponta a ponta (ex.: folha mensal), mesmo que outras pessoas executem partes.</w:t>
+        <w:t>evita que a entrada de demandas pare quando ela não está.</w:t>
       </w:r>
     </w:p>
     <w:p>
@@ -613,10 +792,10 @@
         <w:rPr>
           <w:b/>
         </w:rPr>
-        <w:t xml:space="preserve">Ponto focal do cliente: </w:t>
+        <w:t xml:space="preserve">Dono de cada processo: </w:t>
       </w:r>
       <w:r>
-        <w:t>pessoa única de contato para cada cliente, que recebe e distribui as demandas.</w:t>
+        <w:t>uma pessoa responde pelo resultado de ponta a ponta, mesmo que outras executem partes.</w:t>
       </w:r>
     </w:p>
     <w:p>
@@ -627,10 +806,10 @@
         <w:rPr>
           <w:b/>
         </w:rPr>
-        <w:t xml:space="preserve">Responsável por ferramentas: </w:t>
+        <w:t xml:space="preserve">Responsável por ferramentas e acessos: </w:t>
       </w:r>
       <w:r>
-        <w:t>mantém acessos, padrões de pastas no OneDrive e quadros do Trello.</w:t>
+        <w:t>Trello, OneDrive, migração para o novo domínio, licenças de IA.</w:t>
       </w:r>
     </w:p>
     <w:p>
@@ -644,7 +823,7 @@
         <w:t xml:space="preserve">Guardião de dados (LGPD): </w:t>
       </w:r>
       <w:r>
-        <w:t>controla quem acessa dados pessoais e documentos sigilosos.</w:t>
+        <w:t>controla acesso a dados pessoais da folha e a documentos sigilosos.</w:t>
       </w:r>
     </w:p>
     <w:p>
@@ -652,7 +831,7 @@
         <w:pStyle w:val="Heading1"/>
       </w:pPr>
       <w:r>
-        <w:t>5. Matriz de responsabilidades (modelo RACI)</w:t>
+        <w:t>5. Matriz de responsabilidades (exemplo com os processos reais)</w:t>
       </w:r>
     </w:p>
     <w:p>
@@ -660,7 +839,7 @@
         <w:rPr>
           <w:i w:val="0"/>
         </w:rPr>
-        <w:t>R = executa · A = aprova e responde · C = é consultado · I = é informado. Exemplo de preenchimento; a matriz real será construída nas entrevistas.</w:t>
+        <w:t>R = executa · A = aprova e responde · C = é consultado · I = é informado. A matriz final sai das entrevistas.</w:t>
       </w:r>
     </w:p>
     <w:tbl>
@@ -681,7 +860,7 @@
       <w:tr>
         <w:tc>
           <w:tcPr>
-            <w:tcW w:type="dxa" w:w="3118"/>
+            <w:tcW w:type="dxa" w:w="2835"/>
             <w:shd w:val="clear" w:color="auto" w:fill="1F3A5F"/>
           </w:tcPr>
           <w:p>
@@ -692,7 +871,24 @@
                 <w:color w:val="FFFFFF"/>
                 <w:sz w:val="20"/>
               </w:rPr>
-              <w:t>Atividade (exemplo)</w:t>
+              <w:t>Processo</w:t>
+            </w:r>
+          </w:p>
+        </w:tc>
+        <w:tc>
+          <w:tcPr>
+            <w:tcW w:type="dxa" w:w="1247"/>
+            <w:shd w:val="clear" w:color="auto" w:fill="1F3A5F"/>
+          </w:tcPr>
+          <w:p>
+            <w:r/>
+            <w:r>
+              <w:rPr>
+                <w:b/>
+                <w:color w:val="FFFFFF"/>
+                <w:sz w:val="20"/>
+              </w:rPr>
+              <w:t>Thamires</w:t>
             </w:r>
           </w:p>
         </w:tc>
@@ -709,24 +905,7 @@
                 <w:color w:val="FFFFFF"/>
                 <w:sz w:val="20"/>
               </w:rPr>
-              <w:t>Direção</w:t>
-            </w:r>
-          </w:p>
-        </w:tc>
-        <w:tc>
-          <w:tcPr>
-            <w:tcW w:type="dxa" w:w="1020"/>
-            <w:shd w:val="clear" w:color="auto" w:fill="1F3A5F"/>
-          </w:tcPr>
-          <w:p>
-            <w:r/>
-            <w:r>
-              <w:rPr>
-                <w:b/>
-                <w:color w:val="FFFFFF"/>
-                <w:sz w:val="20"/>
-              </w:rPr>
-              <w:t>DP</w:t>
+              <w:t>Júlia</w:t>
             </w:r>
           </w:p>
         </w:tc>
@@ -743,13 +922,13 @@
                 <w:color w:val="FFFFFF"/>
                 <w:sz w:val="20"/>
               </w:rPr>
-              <w:t>Contábil</w:t>
+              <w:t>Vitória</w:t>
             </w:r>
           </w:p>
         </w:tc>
         <w:tc>
           <w:tcPr>
-            <w:tcW w:type="dxa" w:w="1247"/>
+            <w:tcW w:type="dxa" w:w="1134"/>
             <w:shd w:val="clear" w:color="auto" w:fill="1F3A5F"/>
           </w:tcPr>
           <w:p>
@@ -760,13 +939,13 @@
                 <w:color w:val="FFFFFF"/>
                 <w:sz w:val="20"/>
               </w:rPr>
-              <w:t>Financeiro</w:t>
+              <w:t>Tamara</w:t>
             </w:r>
           </w:p>
         </w:tc>
         <w:tc>
           <w:tcPr>
-            <w:tcW w:type="dxa" w:w="1304"/>
+            <w:tcW w:type="dxa" w:w="1587"/>
             <w:shd w:val="clear" w:color="auto" w:fill="1F3A5F"/>
           </w:tcPr>
           <w:p>
@@ -777,7 +956,7 @@
                 <w:color w:val="FFFFFF"/>
                 <w:sz w:val="20"/>
               </w:rPr>
-              <w:t>Comercial</w:t>
+              <w:t>Revisor contábil</w:t>
             </w:r>
           </w:p>
         </w:tc>
@@ -785,7 +964,7 @@
       <w:tr>
         <w:tc>
           <w:tcPr>
-            <w:tcW w:type="dxa" w:w="3118"/>
+            <w:tcW w:type="dxa" w:w="2835"/>
           </w:tcPr>
           <w:p>
             <w:r/>
@@ -794,13 +973,13 @@
                 <w:b w:val="0"/>
                 <w:sz w:val="20"/>
               </w:rPr>
-              <w:t>Fechar folha mensal de um cliente</w:t>
+              <w:t>Implantação de novo cliente</w:t>
             </w:r>
           </w:p>
         </w:tc>
         <w:tc>
           <w:tcPr>
-            <w:tcW w:type="dxa" w:w="1134"/>
+            <w:tcW w:type="dxa" w:w="1247"/>
           </w:tcPr>
           <w:p>
             <w:r/>
@@ -815,7 +994,7 @@
         </w:tc>
         <w:tc>
           <w:tcPr>
-            <w:tcW w:type="dxa" w:w="1020"/>
+            <w:tcW w:type="dxa" w:w="1134"/>
           </w:tcPr>
           <w:p>
             <w:r/>
@@ -845,6 +1024,53 @@
         </w:tc>
         <w:tc>
           <w:tcPr>
+            <w:tcW w:type="dxa" w:w="1134"/>
+          </w:tcPr>
+          <w:p>
+            <w:r/>
+            <w:r>
+              <w:rPr>
+                <w:b w:val="0"/>
+                <w:sz w:val="20"/>
+              </w:rPr>
+              <w:t>C</w:t>
+            </w:r>
+          </w:p>
+        </w:tc>
+        <w:tc>
+          <w:tcPr>
+            <w:tcW w:type="dxa" w:w="1587"/>
+          </w:tcPr>
+          <w:p>
+            <w:r/>
+            <w:r>
+              <w:rPr>
+                <w:b w:val="0"/>
+                <w:sz w:val="20"/>
+              </w:rPr>
+              <w:t>C</w:t>
+            </w:r>
+          </w:p>
+        </w:tc>
+      </w:tr>
+      <w:tr>
+        <w:tc>
+          <w:tcPr>
+            <w:tcW w:type="dxa" w:w="2835"/>
+          </w:tcPr>
+          <w:p>
+            <w:r/>
+            <w:r>
+              <w:rPr>
+                <w:b w:val="0"/>
+                <w:sz w:val="20"/>
+              </w:rPr>
+              <w:t>Fiscal mensal e envio das guias</w:t>
+            </w:r>
+          </w:p>
+        </w:tc>
+        <w:tc>
+          <w:tcPr>
             <w:tcW w:type="dxa" w:w="1247"/>
           </w:tcPr>
           <w:p>
@@ -854,39 +1080,7 @@
                 <w:b w:val="0"/>
                 <w:sz w:val="20"/>
               </w:rPr>
-              <w:t>I</w:t>
-            </w:r>
-          </w:p>
-        </w:tc>
-        <w:tc>
-          <w:tcPr>
-            <w:tcW w:type="dxa" w:w="1304"/>
-          </w:tcPr>
-          <w:p>
-            <w:r/>
-            <w:r>
-              <w:rPr>
-                <w:b w:val="0"/>
-                <w:sz w:val="20"/>
-              </w:rPr>
-              <w:t>-</w:t>
-            </w:r>
-          </w:p>
-        </w:tc>
-      </w:tr>
-      <w:tr>
-        <w:tc>
-          <w:tcPr>
-            <w:tcW w:type="dxa" w:w="3118"/>
-          </w:tcPr>
-          <w:p>
-            <w:r/>
-            <w:r>
-              <w:rPr>
-                <w:b w:val="0"/>
-                <w:sz w:val="20"/>
-              </w:rPr>
-              <w:t>Apurar impostos do mês</w:t>
+              <w:t>A (hoje R)</w:t>
             </w:r>
           </w:p>
         </w:tc>
@@ -901,105 +1095,13 @@
                 <w:b w:val="0"/>
                 <w:sz w:val="20"/>
               </w:rPr>
-              <w:t>A</w:t>
-            </w:r>
-          </w:p>
-        </w:tc>
-        <w:tc>
-          <w:tcPr>
-            <w:tcW w:type="dxa" w:w="1020"/>
-          </w:tcPr>
-          <w:p>
-            <w:r/>
-            <w:r>
-              <w:rPr>
-                <w:b w:val="0"/>
-                <w:sz w:val="20"/>
-              </w:rPr>
-              <w:t>C</w:t>
+              <w:t>R (envio)</w:t>
             </w:r>
           </w:p>
         </w:tc>
         <w:tc>
           <w:tcPr>
             <w:tcW w:type="dxa" w:w="1134"/>
-          </w:tcPr>
-          <w:p>
-            <w:r/>
-            <w:r>
-              <w:rPr>
-                <w:b w:val="0"/>
-                <w:sz w:val="20"/>
-              </w:rPr>
-              <w:t>R</w:t>
-            </w:r>
-          </w:p>
-        </w:tc>
-        <w:tc>
-          <w:tcPr>
-            <w:tcW w:type="dxa" w:w="1247"/>
-          </w:tcPr>
-          <w:p>
-            <w:r/>
-            <w:r>
-              <w:rPr>
-                <w:b w:val="0"/>
-                <w:sz w:val="20"/>
-              </w:rPr>
-              <w:t>I</w:t>
-            </w:r>
-          </w:p>
-        </w:tc>
-        <w:tc>
-          <w:tcPr>
-            <w:tcW w:type="dxa" w:w="1304"/>
-          </w:tcPr>
-          <w:p>
-            <w:r/>
-            <w:r>
-              <w:rPr>
-                <w:b w:val="0"/>
-                <w:sz w:val="20"/>
-              </w:rPr>
-              <w:t>-</w:t>
-            </w:r>
-          </w:p>
-        </w:tc>
-      </w:tr>
-      <w:tr>
-        <w:tc>
-          <w:tcPr>
-            <w:tcW w:type="dxa" w:w="3118"/>
-          </w:tcPr>
-          <w:p>
-            <w:r/>
-            <w:r>
-              <w:rPr>
-                <w:b w:val="0"/>
-                <w:sz w:val="20"/>
-              </w:rPr>
-              <w:t>Faturar e cobrar honorários</w:t>
-            </w:r>
-          </w:p>
-        </w:tc>
-        <w:tc>
-          <w:tcPr>
-            <w:tcW w:type="dxa" w:w="1134"/>
-          </w:tcPr>
-          <w:p>
-            <w:r/>
-            <w:r>
-              <w:rPr>
-                <w:b w:val="0"/>
-                <w:sz w:val="20"/>
-              </w:rPr>
-              <w:t>A</w:t>
-            </w:r>
-          </w:p>
-        </w:tc>
-        <w:tc>
-          <w:tcPr>
-            <w:tcW w:type="dxa" w:w="1020"/>
           </w:tcPr>
           <w:p>
             <w:r/>
@@ -1029,7 +1131,69 @@
         </w:tc>
         <w:tc>
           <w:tcPr>
+            <w:tcW w:type="dxa" w:w="1587"/>
+          </w:tcPr>
+          <w:p>
+            <w:r/>
+            <w:r>
+              <w:rPr>
+                <w:b w:val="0"/>
+                <w:sz w:val="20"/>
+              </w:rPr>
+              <w:t>R (futuro)</w:t>
+            </w:r>
+          </w:p>
+        </w:tc>
+      </w:tr>
+      <w:tr>
+        <w:tc>
+          <w:tcPr>
+            <w:tcW w:type="dxa" w:w="2835"/>
+          </w:tcPr>
+          <w:p>
+            <w:r/>
+            <w:r>
+              <w:rPr>
+                <w:b w:val="0"/>
+                <w:sz w:val="20"/>
+              </w:rPr>
+              <w:t>Conciliação e fechamento financeiro</w:t>
+            </w:r>
+          </w:p>
+        </w:tc>
+        <w:tc>
+          <w:tcPr>
             <w:tcW w:type="dxa" w:w="1247"/>
+          </w:tcPr>
+          <w:p>
+            <w:r/>
+            <w:r>
+              <w:rPr>
+                <w:b w:val="0"/>
+                <w:sz w:val="20"/>
+              </w:rPr>
+              <w:t>A (reunião)</w:t>
+            </w:r>
+          </w:p>
+        </w:tc>
+        <w:tc>
+          <w:tcPr>
+            <w:tcW w:type="dxa" w:w="1134"/>
+          </w:tcPr>
+          <w:p>
+            <w:r/>
+            <w:r>
+              <w:rPr>
+                <w:b w:val="0"/>
+                <w:sz w:val="20"/>
+              </w:rPr>
+              <w:t>I</w:t>
+            </w:r>
+          </w:p>
+        </w:tc>
+        <w:tc>
+          <w:tcPr>
+            <w:tcW w:type="dxa" w:w="1134"/>
           </w:tcPr>
           <w:p>
             <w:r/>
@@ -1044,7 +1208,54 @@
         </w:tc>
         <w:tc>
           <w:tcPr>
-            <w:tcW w:type="dxa" w:w="1304"/>
+            <w:tcW w:type="dxa" w:w="1134"/>
+          </w:tcPr>
+          <w:p>
+            <w:r/>
+            <w:r>
+              <w:rPr>
+                <w:b w:val="0"/>
+                <w:sz w:val="20"/>
+              </w:rPr>
+              <w:t>-</w:t>
+            </w:r>
+          </w:p>
+        </w:tc>
+        <w:tc>
+          <w:tcPr>
+            <w:tcW w:type="dxa" w:w="1587"/>
+          </w:tcPr>
+          <w:p>
+            <w:r/>
+            <w:r>
+              <w:rPr>
+                <w:b w:val="0"/>
+                <w:sz w:val="20"/>
+              </w:rPr>
+              <w:t>-</w:t>
+            </w:r>
+          </w:p>
+        </w:tc>
+      </w:tr>
+      <w:tr>
+        <w:tc>
+          <w:tcPr>
+            <w:tcW w:type="dxa" w:w="2835"/>
+          </w:tcPr>
+          <w:p>
+            <w:r/>
+            <w:r>
+              <w:rPr>
+                <w:b w:val="0"/>
+                <w:sz w:val="20"/>
+              </w:rPr>
+              <w:t>Emissão de notas</w:t>
+            </w:r>
+          </w:p>
+        </w:tc>
+        <w:tc>
+          <w:tcPr>
+            <w:tcW w:type="dxa" w:w="1247"/>
           </w:tcPr>
           <w:p>
             <w:r/>
@@ -1054,23 +1265,6 @@
                 <w:sz w:val="20"/>
               </w:rPr>
               <w:t>I</w:t>
-            </w:r>
-          </w:p>
-        </w:tc>
-      </w:tr>
-      <w:tr>
-        <w:tc>
-          <w:tcPr>
-            <w:tcW w:type="dxa" w:w="3118"/>
-          </w:tcPr>
-          <w:p>
-            <w:r/>
-            <w:r>
-              <w:rPr>
-                <w:b w:val="0"/>
-                <w:sz w:val="20"/>
-              </w:rPr>
-              <w:t>Enviar proposta a novo cliente</w:t>
             </w:r>
           </w:p>
         </w:tc>
@@ -1085,13 +1279,197 @@
                 <w:b w:val="0"/>
                 <w:sz w:val="20"/>
               </w:rPr>
+              <w:t>I</w:t>
+            </w:r>
+          </w:p>
+        </w:tc>
+        <w:tc>
+          <w:tcPr>
+            <w:tcW w:type="dxa" w:w="1134"/>
+          </w:tcPr>
+          <w:p>
+            <w:r/>
+            <w:r>
+              <w:rPr>
+                <w:b w:val="0"/>
+                <w:sz w:val="20"/>
+              </w:rPr>
+              <w:t>R/A</w:t>
+            </w:r>
+          </w:p>
+        </w:tc>
+        <w:tc>
+          <w:tcPr>
+            <w:tcW w:type="dxa" w:w="1134"/>
+          </w:tcPr>
+          <w:p>
+            <w:r/>
+            <w:r>
+              <w:rPr>
+                <w:b w:val="0"/>
+                <w:sz w:val="20"/>
+              </w:rPr>
+              <w:t>C</w:t>
+            </w:r>
+          </w:p>
+        </w:tc>
+        <w:tc>
+          <w:tcPr>
+            <w:tcW w:type="dxa" w:w="1587"/>
+          </w:tcPr>
+          <w:p>
+            <w:r/>
+            <w:r>
+              <w:rPr>
+                <w:b w:val="0"/>
+                <w:sz w:val="20"/>
+              </w:rPr>
+              <w:t>-</w:t>
+            </w:r>
+          </w:p>
+        </w:tc>
+      </w:tr>
+      <w:tr>
+        <w:tc>
+          <w:tcPr>
+            <w:tcW w:type="dxa" w:w="2835"/>
+          </w:tcPr>
+          <w:p>
+            <w:r/>
+            <w:r>
+              <w:rPr>
+                <w:b w:val="0"/>
+                <w:sz w:val="20"/>
+              </w:rPr>
+              <w:t>Folha mensal</w:t>
+            </w:r>
+          </w:p>
+        </w:tc>
+        <w:tc>
+          <w:tcPr>
+            <w:tcW w:type="dxa" w:w="1247"/>
+          </w:tcPr>
+          <w:p>
+            <w:r/>
+            <w:r>
+              <w:rPr>
+                <w:b w:val="0"/>
+                <w:sz w:val="20"/>
+              </w:rPr>
+              <w:t>I</w:t>
+            </w:r>
+          </w:p>
+        </w:tc>
+        <w:tc>
+          <w:tcPr>
+            <w:tcW w:type="dxa" w:w="1134"/>
+          </w:tcPr>
+          <w:p>
+            <w:r/>
+            <w:r>
+              <w:rPr>
+                <w:b w:val="0"/>
+                <w:sz w:val="20"/>
+              </w:rPr>
+              <w:t>I</w:t>
+            </w:r>
+          </w:p>
+        </w:tc>
+        <w:tc>
+          <w:tcPr>
+            <w:tcW w:type="dxa" w:w="1134"/>
+          </w:tcPr>
+          <w:p>
+            <w:r/>
+            <w:r>
+              <w:rPr>
+                <w:b w:val="0"/>
+                <w:sz w:val="20"/>
+              </w:rPr>
+              <w:t>-</w:t>
+            </w:r>
+          </w:p>
+        </w:tc>
+        <w:tc>
+          <w:tcPr>
+            <w:tcW w:type="dxa" w:w="1134"/>
+          </w:tcPr>
+          <w:p>
+            <w:r/>
+            <w:r>
+              <w:rPr>
+                <w:b w:val="0"/>
+                <w:sz w:val="20"/>
+              </w:rPr>
+              <w:t>R/A</w:t>
+            </w:r>
+          </w:p>
+        </w:tc>
+        <w:tc>
+          <w:tcPr>
+            <w:tcW w:type="dxa" w:w="1587"/>
+          </w:tcPr>
+          <w:p>
+            <w:r/>
+            <w:r>
+              <w:rPr>
+                <w:b w:val="0"/>
+                <w:sz w:val="20"/>
+              </w:rPr>
+              <w:t>C</w:t>
+            </w:r>
+          </w:p>
+        </w:tc>
+      </w:tr>
+      <w:tr>
+        <w:tc>
+          <w:tcPr>
+            <w:tcW w:type="dxa" w:w="2835"/>
+          </w:tcPr>
+          <w:p>
+            <w:r/>
+            <w:r>
+              <w:rPr>
+                <w:b w:val="0"/>
+                <w:sz w:val="20"/>
+              </w:rPr>
+              <w:t>Proposta a novo cliente</w:t>
+            </w:r>
+          </w:p>
+        </w:tc>
+        <w:tc>
+          <w:tcPr>
+            <w:tcW w:type="dxa" w:w="1247"/>
+          </w:tcPr>
+          <w:p>
+            <w:r/>
+            <w:r>
+              <w:rPr>
+                <w:b w:val="0"/>
+                <w:sz w:val="20"/>
+              </w:rPr>
               <w:t>A</w:t>
             </w:r>
           </w:p>
         </w:tc>
         <w:tc>
           <w:tcPr>
-            <w:tcW w:type="dxa" w:w="1020"/>
+            <w:tcW w:type="dxa" w:w="1134"/>
+          </w:tcPr>
+          <w:p>
+            <w:r/>
+            <w:r>
+              <w:rPr>
+                <w:b w:val="0"/>
+                <w:sz w:val="20"/>
+              </w:rPr>
+              <w:t>R</w:t>
+            </w:r>
+          </w:p>
+        </w:tc>
+        <w:tc>
+          <w:tcPr>
+            <w:tcW w:type="dxa" w:w="1134"/>
           </w:tcPr>
           <w:p>
             <w:r/>
@@ -1121,7 +1499,7 @@
         </w:tc>
         <w:tc>
           <w:tcPr>
-            <w:tcW w:type="dxa" w:w="1247"/>
+            <w:tcW w:type="dxa" w:w="1587"/>
           </w:tcPr>
           <w:p>
             <w:r/>
@@ -1130,114 +1508,7 @@
                 <w:b w:val="0"/>
                 <w:sz w:val="20"/>
               </w:rPr>
-              <w:t>C</w:t>
-            </w:r>
-          </w:p>
-        </w:tc>
-        <w:tc>
-          <w:tcPr>
-            <w:tcW w:type="dxa" w:w="1304"/>
-          </w:tcPr>
-          <w:p>
-            <w:r/>
-            <w:r>
-              <w:rPr>
-                <w:b w:val="0"/>
-                <w:sz w:val="20"/>
-              </w:rPr>
-              <w:t>R</w:t>
-            </w:r>
-          </w:p>
-        </w:tc>
-      </w:tr>
-      <w:tr>
-        <w:tc>
-          <w:tcPr>
-            <w:tcW w:type="dxa" w:w="3118"/>
-          </w:tcPr>
-          <w:p>
-            <w:r/>
-            <w:r>
-              <w:rPr>
-                <w:b w:val="0"/>
-                <w:sz w:val="20"/>
-              </w:rPr>
-              <w:t>Cadastrar novo cliente nos sistemas</w:t>
-            </w:r>
-          </w:p>
-        </w:tc>
-        <w:tc>
-          <w:tcPr>
-            <w:tcW w:type="dxa" w:w="1134"/>
-          </w:tcPr>
-          <w:p>
-            <w:r/>
-            <w:r>
-              <w:rPr>
-                <w:b w:val="0"/>
-                <w:sz w:val="20"/>
-              </w:rPr>
-              <w:t>I</w:t>
-            </w:r>
-          </w:p>
-        </w:tc>
-        <w:tc>
-          <w:tcPr>
-            <w:tcW w:type="dxa" w:w="1020"/>
-          </w:tcPr>
-          <w:p>
-            <w:r/>
-            <w:r>
-              <w:rPr>
-                <w:b w:val="0"/>
-                <w:sz w:val="20"/>
-              </w:rPr>
-              <w:t>R</w:t>
-            </w:r>
-          </w:p>
-        </w:tc>
-        <w:tc>
-          <w:tcPr>
-            <w:tcW w:type="dxa" w:w="1134"/>
-          </w:tcPr>
-          <w:p>
-            <w:r/>
-            <w:r>
-              <w:rPr>
-                <w:b w:val="0"/>
-                <w:sz w:val="20"/>
-              </w:rPr>
-              <w:t>R</w:t>
-            </w:r>
-          </w:p>
-        </w:tc>
-        <w:tc>
-          <w:tcPr>
-            <w:tcW w:type="dxa" w:w="1247"/>
-          </w:tcPr>
-          <w:p>
-            <w:r/>
-            <w:r>
-              <w:rPr>
-                <w:b w:val="0"/>
-                <w:sz w:val="20"/>
-              </w:rPr>
-              <w:t>R</w:t>
-            </w:r>
-          </w:p>
-        </w:tc>
-        <w:tc>
-          <w:tcPr>
-            <w:tcW w:type="dxa" w:w="1304"/>
-          </w:tcPr>
-          <w:p>
-            <w:r/>
-            <w:r>
-              <w:rPr>
-                <w:b w:val="0"/>
-                <w:sz w:val="20"/>
-              </w:rPr>
-              <w:t>A</w:t>
+              <w:t>-</w:t>
             </w:r>
           </w:p>
         </w:tc>
@@ -1249,7 +1520,23 @@
         <w:pStyle w:val="Heading1"/>
       </w:pPr>
       <w:r>
-        <w:t>6. O que precisamos confirmar para fechar a estrutura</w:t>
+        <w:t>6. Ligação com a remuneração variável</w:t>
+      </w:r>
+    </w:p>
+    <w:p>
+      <w:r>
+        <w:rPr>
+          <w:i w:val="0"/>
+        </w:rPr>
+        <w:t>A Thamires quer um programa de pontos por produtividade (00:46, 02:21). A estrutura entrega a base que ele precisa: papéis, entregas e indicadores por função. O desenho do programa (pesos, metas e valores) é uma decisão dela e pode ser orçado à parte.</w:t>
+      </w:r>
+    </w:p>
+    <w:p>
+      <w:pPr>
+        <w:pStyle w:val="Heading1"/>
+      </w:pPr>
+      <w:r>
+        <w:t>7. O que precisamos confirmar nas entrevistas</w:t>
       </w:r>
     </w:p>
     <w:p>
@@ -1257,7 +1544,7 @@
         <w:pStyle w:val="ListNumber"/>
       </w:pPr>
       <w:r>
-        <w:t>Quantas pessoas existem e quais tarefas cada uma executa de fato hoje.</w:t>
+        <w:t>Quanto tempo cada pessoa gasta hoje em cada rotina.</w:t>
       </w:r>
     </w:p>
     <w:p>
@@ -1265,7 +1552,7 @@
         <w:pStyle w:val="ListNumber"/>
       </w:pPr>
       <w:r>
-        <w:t>Se há alguém, além da Thamires, com autonomia para aprovar entregas.</w:t>
+        <w:t>Se a Júlia quer e pode assumir comercial e implantação, e quem a substitui na triagem.</w:t>
       </w:r>
     </w:p>
     <w:p>
@@ -1273,7 +1560,7 @@
         <w:pStyle w:val="ListNumber"/>
       </w:pPr>
       <w:r>
-        <w:t>Se o Financeiro cuida só do escritório ou também presta serviço financeiro a clientes.</w:t>
+        <w:t>Se a Tamara tem capacidade para apoiar o societário depois de novembro.</w:t>
       </w:r>
     </w:p>
     <w:p>
@@ -1281,7 +1568,7 @@
         <w:pStyle w:val="ListNumber"/>
       </w:pPr>
       <w:r>
-        <w:t>Se existe atendimento/recepção separado e quem responde aos clientes no WhatsApp e e-mail.</w:t>
+        <w:t>O que a Thamires quer manter consigo e o que delega ao(à) futuro(a) contador(a).</w:t>
       </w:r>
     </w:p>
     <w:p>
@@ -1289,7 +1576,7 @@
         <w:pStyle w:val="ListNumber"/>
       </w:pPr>
       <w:r>
-        <w:t>Se Vendas é uma função de alguém ou se a própria Thamires vende.</w:t>
+        <w:t>O futuro do estágio jurídico.</w:t>
       </w:r>
     </w:p>
     <w:p>
@@ -1297,7 +1584,7 @@
         <w:pStyle w:val="Heading1"/>
       </w:pPr>
       <w:r>
-        <w:t>7. Entregável final desta frente (Etapa 2 da proposta)</w:t>
+        <w:t>8. Entregável final desta frente</w:t>
       </w:r>
     </w:p>
     <w:p>
@@ -1305,7 +1592,7 @@
         <w:pStyle w:val="ListBullet"/>
       </w:pPr>
       <w:r>
-        <w:t>Organograma atual (como é) e organograma proposto (como deve ser).</w:t>
+        <w:t>Organograma atual e proposto, validados com a Thamires.</w:t>
       </w:r>
     </w:p>
     <w:p>
@@ -1313,7 +1600,7 @@
         <w:pStyle w:val="ListBullet"/>
       </w:pPr>
       <w:r>
-        <w:t>Descrição de papéis por área: missão, responsabilidades, entregas e indicadores simples.</w:t>
+        <w:t>Descrição de cada papel: missão, responsabilidades, entregas e indicadores.</w:t>
       </w:r>
     </w:p>
     <w:p>
@@ -1321,7 +1608,7 @@
         <w:pStyle w:val="ListBullet"/>
       </w:pPr>
       <w:r>
-        <w:t>Matriz RACI das atividades principais.</w:t>
+        <w:t>Matriz de responsabilidades dos processos principais.</w:t>
       </w:r>
     </w:p>
     <w:p>
@@ -1329,7 +1616,7 @@
         <w:pStyle w:val="ListBullet"/>
       </w:pPr>
       <w:r>
-        <w:t>Lista de sobreposições, lacunas de responsabilidade e dependências da Direção.</w:t>
+        <w:t>Lista de sobreposições, lacunas e dependências da direção, com plano de transição.</w:t>
       </w:r>
     </w:p>
     <w:sectPr>
@@ -1355,7 +1642,7 @@
         <w:color w:val="595959"/>
         <w:sz w:val="16"/>
       </w:rPr>
-      <w:t>Surcin Consultoria · Proposta de consultoria em organização e processos · Confidencial</w:t>
+      <w:t>Surcin · Proposta de consultoria em organização e processos · Confidencial</w:t>
     </w:r>
   </w:p>
 </w:ftr>

--- a/proposta-surcin/02-estrutura-organizacional-hipotese.docx
+++ b/proposta-surcin/02-estrutura-organizacional-hipotese.docx
@@ -28,7 +28,7 @@
           <w:color w:val="595959"/>
           <w:sz w:val="18"/>
         </w:rPr>
-        <w:t>Versão 2 · 13/10/2026 · atualizada com a transcrição da reunião · uso interno até revisão do Renato</w:t>
+        <w:t>Versão 3 · 13/10/2026 · reunião, briefing e anotações cruzados · uso interno até revisão do Renato</w:t>
       </w:r>
     </w:p>
     <w:tbl>
@@ -124,7 +124,19 @@
           <w:rFonts w:ascii="Consolas" w:hAnsi="Consolas"/>
           <w:sz w:val="20"/>
         </w:rPr>
-        <w:t xml:space="preserve">    └── Alana · estagiária do jurídico (quarta e sexta)</w:t>
+        <w:t xml:space="preserve">    ├── Alana · estagiária do jurídico (quarta e sexta)</w:t>
+      </w:r>
+    </w:p>
+    <w:p>
+      <w:pPr>
+        <w:spacing w:after="0"/>
+      </w:pPr>
+      <w:r>
+        <w:rPr>
+          <w:rFonts w:ascii="Consolas" w:hAnsi="Consolas"/>
+          <w:sz w:val="20"/>
+        </w:rPr>
+        <w:t xml:space="preserve">    └── Joyce · contabilidade terceirizada e responsabilidade técnica [segundo o briefing; confirmar]</w:t>
       </w:r>
     </w:p>
     <w:p/>
@@ -141,7 +153,7 @@
         <w:pStyle w:val="ListBullet"/>
       </w:pPr>
       <w:r>
-        <w:t>Contabilidade e fiscal sem responsável técnico além da Thamires desde a saída da contadora.</w:t>
+        <w:t>Fiscal executado pela Thamires desde a saída da responsável, em agosto; o papel da contabilidade terceirizada precisa ser confirmado.</w:t>
       </w:r>
     </w:p>
     <w:p>
@@ -213,7 +225,7 @@
           <w:rFonts w:ascii="Consolas" w:hAnsi="Consolas"/>
           <w:sz w:val="20"/>
         </w:rPr>
-        <w:t xml:space="preserve">    ├── Revisão técnica contábil · contador(a) sênior a contratar em 2027 [decisão dela]</w:t>
+        <w:t xml:space="preserve">    ├── Revisão técnica contábil · contabilidade terceirizada e/ou contador(a) a contratar em 2027 [decisão dela]</w:t>
       </w:r>
     </w:p>
     <w:p>
@@ -1528,7 +1540,7 @@
         <w:rPr>
           <w:i w:val="0"/>
         </w:rPr>
-        <w:t>A Thamires quer um programa de pontos por produtividade (00:46, 02:21). A estrutura entrega a base que ele precisa: papéis, entregas e indicadores por função. O desenho do programa (pesos, metas e valores) é uma decisão dela e pode ser orçado à parte.</w:t>
+        <w:t>A Thamires quer um programa de pontos por produtividade (00:46, 02:21). A estrutura entrega a base que ele precisa: papéis, entregas e indicadores por função. O desenho do programa (pesos, metas e valores) é uma decisão dela e pode ser orçado à parte. O briefing já define critérios: reconhecer qualidade, pontualidade, autonomia e conformidade, não o volume de cartões concluídos, e passar valores e natureza jurídica por revisão trabalhista (seção 10).</w:t>
       </w:r>
     </w:p>
     <w:p>
@@ -1642,7 +1654,7 @@
         <w:color w:val="595959"/>
         <w:sz w:val="16"/>
       </w:rPr>
-      <w:t>Surcin · Proposta de consultoria em organização e processos · Confidencial</w:t>
+      <w:t>Surcin Assessoria Empresarial · Proposta de consultoria · Confidencial</w:t>
     </w:r>
   </w:p>
 </w:ftr>

--- a/proposta-surcin/02-estrutura-organizacional-hipotese.docx
+++ b/proposta-surcin/02-estrutura-organizacional-hipotese.docx
@@ -53,6 +53,9 @@
                 <w:sz w:val="20"/>
               </w:rPr>
               <w:t>A estrutura atual vem do que a Thamires descreveu em 12/10/2026. A estrutura proposta reúne as ideias discutidas na reunião e é uma hipótese: a versão recomendada sai depois das entrevistas com a equipe (Etapa 2 da proposta).</w:t>
+              <w:br/>
+              <w:br/>
+              <w:t>Nenhuma contratação, desligamento ou mudança definitiva de função é recomendada nesta fase. Os itens marcados [decisão dela] são intenções que a própria Thamires citou na reunião ou no briefing; só serão avaliados depois de comparar responsabilidades, volume de trabalho, competências e disponibilidade.</w:t>
             </w:r>
           </w:p>
         </w:tc>
@@ -297,7 +300,7 @@
           <w:rFonts w:ascii="Consolas" w:hAnsi="Consolas"/>
           <w:sz w:val="20"/>
         </w:rPr>
-        <w:t xml:space="preserve">    └── Jurídico · processos legados [avaliar: manter estágio ou absorver com monitoramento no Jusbrasil]</w:t>
+        <w:t xml:space="preserve">    └── Jurídico · processos legados [decisão dela: ela citou absorver com o monitoramento do Jusbrasil]</w:t>
       </w:r>
     </w:p>
     <w:p/>

--- a/proposta-surcin/02-estrutura-organizacional-hipotese.docx
+++ b/proposta-surcin/02-estrutura-organizacional-hipotese.docx
@@ -28,7 +28,7 @@
           <w:color w:val="595959"/>
           <w:sz w:val="18"/>
         </w:rPr>
-        <w:t>Versão 3 · 13/10/2026 · reunião, briefing e anotações cruzados · uso interno até revisão do Renato</w:t>
+        <w:t>Versão 4 · 13/10/2026 · dados reconferidos com a transcrição · uso interno até revisão do Renato</w:t>
       </w:r>
     </w:p>
     <w:tbl>
@@ -103,7 +103,7 @@
           <w:rFonts w:ascii="Consolas" w:hAnsi="Consolas"/>
           <w:sz w:val="20"/>
         </w:rPr>
-        <w:t xml:space="preserve">    ├── Vitória · financeiro (BPO): pagamentos, notas, conciliação, preparação do fechamento</w:t>
+        <w:t xml:space="preserve">    ├── Vitória · financeiro: pagamentos, notas, conciliação, preparação do fechamento</w:t>
       </w:r>
     </w:p>
     <w:p>
@@ -127,19 +127,7 @@
           <w:rFonts w:ascii="Consolas" w:hAnsi="Consolas"/>
           <w:sz w:val="20"/>
         </w:rPr>
-        <w:t xml:space="preserve">    ├── Alana · estagiária do jurídico (quarta e sexta)</w:t>
-      </w:r>
-    </w:p>
-    <w:p>
-      <w:pPr>
-        <w:spacing w:after="0"/>
-      </w:pPr>
-      <w:r>
-        <w:rPr>
-          <w:rFonts w:ascii="Consolas" w:hAnsi="Consolas"/>
-          <w:sz w:val="20"/>
-        </w:rPr>
-        <w:t xml:space="preserve">    └── Joyce · contabilidade terceirizada e responsabilidade técnica [segundo o briefing; confirmar]</w:t>
+        <w:t xml:space="preserve">    └── Alana · estagiária do jurídico (quarta e sexta)</w:t>
       </w:r>
     </w:p>
     <w:p/>
@@ -156,7 +144,7 @@
         <w:pStyle w:val="ListBullet"/>
       </w:pPr>
       <w:r>
-        <w:t>Fiscal executado pela Thamires desde a saída da responsável, em agosto; o papel da contabilidade terceirizada precisa ser confirmado.</w:t>
+        <w:t>Contabilidade e fiscal executados pela Thamires desde a saída da Dani, em agosto.</w:t>
       </w:r>
     </w:p>
     <w:p>
@@ -228,7 +216,7 @@
           <w:rFonts w:ascii="Consolas" w:hAnsi="Consolas"/>
           <w:sz w:val="20"/>
         </w:rPr>
-        <w:t xml:space="preserve">    ├── Revisão técnica contábil · contabilidade terceirizada e/ou contador(a) a contratar em 2027 [decisão dela]</w:t>
+        <w:t xml:space="preserve">    ├── Revisão técnica contábil · contador(a) que ela pensa contratar em 2027 [decisão dela]</w:t>
       </w:r>
     </w:p>
     <w:p>
@@ -276,7 +264,7 @@
           <w:rFonts w:ascii="Consolas" w:hAnsi="Consolas"/>
           <w:sz w:val="20"/>
         </w:rPr>
-        <w:t xml:space="preserve">    ├── Financeiro (BPO) · Vitória</w:t>
+        <w:t xml:space="preserve">    ├── Financeiro · Vitória</w:t>
       </w:r>
     </w:p>
     <w:p>

--- a/proposta-surcin/02-estrutura-organizacional-hipotese.docx
+++ b/proposta-surcin/02-estrutura-organizacional-hipotese.docx
@@ -1531,7 +1531,7 @@
         <w:rPr>
           <w:i w:val="0"/>
         </w:rPr>
-        <w:t>A Thamires quer um programa de pontos por produtividade (00:46, 02:21). A estrutura entrega a base que ele precisa: papéis, entregas e indicadores por função. O desenho do programa (pesos, metas e valores) é uma decisão dela e pode ser orçado à parte. O briefing já define critérios: reconhecer qualidade, pontualidade, autonomia e conformidade, não o volume de cartões concluídos, e passar valores e natureza jurídica por revisão trabalhista (seção 10).</w:t>
+        <w:t>A Thamires quer um programa de pontos por produtividade (00:46, 02:21). A estrutura entrega a base que ele precisa: papéis, entregas e indicadores por função. O desenho da avaliação por competência está orçado como módulo opcional na proposta comercial (seção 9); pesos, metas e valores são decisão dela. O briefing já define critérios: reconhecer qualidade, pontualidade, autonomia e conformidade, não o volume de cartões concluídos, e passar valores e natureza jurídica por revisão trabalhista (seção 10).</w:t>
       </w:r>
     </w:p>
     <w:p>

--- a/proposta-surcin/02-estrutura-organizacional-hipotese.docx
+++ b/proposta-surcin/02-estrutura-organizacional-hipotese.docx
@@ -1531,7 +1531,7 @@
         <w:rPr>
           <w:i w:val="0"/>
         </w:rPr>
-        <w:t>A Thamires quer um programa de pontos por produtividade (00:46, 02:21). A estrutura entrega a base que ele precisa: papéis, entregas e indicadores por função. O desenho da avaliação por competência está orçado como módulo opcional na proposta comercial (seção 9); pesos, metas e valores são decisão dela. O briefing já define critérios: reconhecer qualidade, pontualidade, autonomia e conformidade, não o volume de cartões concluídos, e passar valores e natureza jurídica por revisão trabalhista (seção 10).</w:t>
+        <w:t>A Thamires quer um programa de pontos por produtividade (00:46, 02:21). A estrutura entrega a base que ele precisa: papéis, entregas e indicadores por função. O desenho da avaliação por competência está orçado como parte da opção Completa na proposta comercial (seções 4 e 9); pesos, metas e valores são decisão dela. O briefing já define critérios: reconhecer qualidade, pontualidade, autonomia e conformidade, não o volume de cartões concluídos, e passar valores e natureza jurídica por revisão trabalhista (seção 10).</w:t>
       </w:r>
     </w:p>
     <w:p>
